--- a/optimized/刘潇洋-简历模板.docx
+++ b/optimized/刘潇洋-简历模板.docx
@@ -47,7 +47,7 @@
           <w:sz w:val="18"/>
           <w:rFonts w:eastAsia="Microsoft YaHei"/>
         </w:rPr>
-        <w:t>📞 18335834239  |  ✉️ 1227373690@qq.com  |  📍 北京  |  女 · 29岁</w:t>
+        <w:t>📞 18335834239  |  ✉️ 1227373690@qq.com  |  📍 北京  |  女 · 33岁</w:t>
       </w:r>
     </w:p>
     <w:p>
